--- a/毕业设计中期报告_宋振豫.docx
+++ b/毕业设计中期报告_宋振豫.docx
@@ -34,13 +34,13 @@
         <w:tblLook w:val="04A0" w:firstRow="1" w:lastRow="0" w:firstColumn="1" w:lastColumn="0" w:noHBand="0" w:noVBand="1"/>
       </w:tblPr>
       <w:tblGrid>
-        <w:gridCol w:w="1117"/>
-        <w:gridCol w:w="1117"/>
-        <w:gridCol w:w="1116"/>
-        <w:gridCol w:w="1115"/>
-        <w:gridCol w:w="1115"/>
+        <w:gridCol w:w="817"/>
+        <w:gridCol w:w="1843"/>
+        <w:gridCol w:w="1276"/>
+        <w:gridCol w:w="992"/>
+        <w:gridCol w:w="714"/>
         <w:gridCol w:w="1176"/>
-        <w:gridCol w:w="1115"/>
+        <w:gridCol w:w="1053"/>
         <w:gridCol w:w="1416"/>
       </w:tblGrid>
       <w:tr>
@@ -49,7 +49,7 @@
         </w:trPr>
         <w:tc>
           <w:tcPr>
-            <w:tcW w:w="1134" w:type="dxa"/>
+            <w:tcW w:w="817" w:type="dxa"/>
           </w:tcPr>
           <w:p>
             <w:pPr>
@@ -67,7 +67,7 @@
         </w:tc>
         <w:tc>
           <w:tcPr>
-            <w:tcW w:w="1134" w:type="dxa"/>
+            <w:tcW w:w="1843" w:type="dxa"/>
           </w:tcPr>
           <w:p>
             <w:pPr>
@@ -83,7 +83,7 @@
         </w:tc>
         <w:tc>
           <w:tcPr>
-            <w:tcW w:w="1134" w:type="dxa"/>
+            <w:tcW w:w="1276" w:type="dxa"/>
           </w:tcPr>
           <w:p>
             <w:pPr>
@@ -99,7 +99,7 @@
         </w:tc>
         <w:tc>
           <w:tcPr>
-            <w:tcW w:w="1134" w:type="dxa"/>
+            <w:tcW w:w="992" w:type="dxa"/>
           </w:tcPr>
           <w:p>
             <w:pPr>
@@ -115,7 +115,7 @@
         </w:tc>
         <w:tc>
           <w:tcPr>
-            <w:tcW w:w="1134" w:type="dxa"/>
+            <w:tcW w:w="714" w:type="dxa"/>
           </w:tcPr>
           <w:p>
             <w:pPr>
@@ -131,23 +131,31 @@
         </w:tc>
         <w:tc>
           <w:tcPr>
-            <w:tcW w:w="1134" w:type="dxa"/>
+            <w:tcW w:w="1176" w:type="dxa"/>
           </w:tcPr>
           <w:p>
             <w:pPr>
               <w:jc w:val="center"/>
               <w:rPr>
                 <w:rFonts w:hint="eastAsia"/>
+                <w:lang w:eastAsia="zh-CN"/>
               </w:rPr>
             </w:pPr>
             <w:r>
-              <w:t>22050403</w:t>
+              <w:t>22050</w:t>
+            </w:r>
+            <w:r>
+              <w:rPr>
+                <w:rFonts w:hint="eastAsia"/>
+                <w:lang w:eastAsia="zh-CN"/>
+              </w:rPr>
+              <w:t>141</w:t>
             </w:r>
           </w:p>
         </w:tc>
         <w:tc>
           <w:tcPr>
-            <w:tcW w:w="1134" w:type="dxa"/>
+            <w:tcW w:w="1053" w:type="dxa"/>
           </w:tcPr>
           <w:p>
             <w:pPr>
@@ -156,14 +164,16 @@
                 <w:rFonts w:hint="eastAsia"/>
               </w:rPr>
             </w:pPr>
+            <w:proofErr w:type="spellStart"/>
             <w:r>
               <w:t>学号</w:t>
             </w:r>
+            <w:proofErr w:type="spellEnd"/>
           </w:p>
         </w:tc>
         <w:tc>
           <w:tcPr>
-            <w:tcW w:w="1134" w:type="dxa"/>
+            <w:tcW w:w="1416" w:type="dxa"/>
           </w:tcPr>
           <w:p>
             <w:pPr>
@@ -184,7 +194,7 @@
         </w:trPr>
         <w:tc>
           <w:tcPr>
-            <w:tcW w:w="2268" w:type="dxa"/>
+            <w:tcW w:w="2660" w:type="dxa"/>
             <w:gridSpan w:val="2"/>
           </w:tcPr>
           <w:p>
@@ -194,14 +204,16 @@
                 <w:rFonts w:hint="eastAsia"/>
               </w:rPr>
             </w:pPr>
+            <w:proofErr w:type="gramStart"/>
             <w:r>
               <w:t>题  目</w:t>
             </w:r>
+            <w:proofErr w:type="gramEnd"/>
           </w:p>
         </w:tc>
         <w:tc>
           <w:tcPr>
-            <w:tcW w:w="6804" w:type="dxa"/>
+            <w:tcW w:w="6627" w:type="dxa"/>
             <w:gridSpan w:val="6"/>
           </w:tcPr>
           <w:p>
@@ -227,7 +239,7 @@
         </w:trPr>
         <w:tc>
           <w:tcPr>
-            <w:tcW w:w="2268" w:type="dxa"/>
+            <w:tcW w:w="2660" w:type="dxa"/>
             <w:gridSpan w:val="2"/>
           </w:tcPr>
           <w:p>
@@ -238,6 +250,61 @@
                 <w:lang w:eastAsia="zh-CN"/>
               </w:rPr>
             </w:pPr>
+          </w:p>
+          <w:p>
+            <w:pPr>
+              <w:jc w:val="center"/>
+              <w:rPr>
+                <w:rFonts w:hint="eastAsia"/>
+                <w:lang w:eastAsia="zh-CN"/>
+              </w:rPr>
+            </w:pPr>
+          </w:p>
+          <w:p>
+            <w:pPr>
+              <w:jc w:val="center"/>
+              <w:rPr>
+                <w:rFonts w:hint="eastAsia"/>
+                <w:lang w:eastAsia="zh-CN"/>
+              </w:rPr>
+            </w:pPr>
+          </w:p>
+          <w:p>
+            <w:pPr>
+              <w:jc w:val="center"/>
+              <w:rPr>
+                <w:rFonts w:hint="eastAsia"/>
+                <w:lang w:eastAsia="zh-CN"/>
+              </w:rPr>
+            </w:pPr>
+          </w:p>
+          <w:p>
+            <w:pPr>
+              <w:jc w:val="center"/>
+              <w:rPr>
+                <w:rFonts w:hint="eastAsia"/>
+                <w:lang w:eastAsia="zh-CN"/>
+              </w:rPr>
+            </w:pPr>
+          </w:p>
+          <w:p>
+            <w:pPr>
+              <w:jc w:val="center"/>
+              <w:rPr>
+                <w:rFonts w:hint="eastAsia"/>
+                <w:lang w:eastAsia="zh-CN"/>
+              </w:rPr>
+            </w:pPr>
+          </w:p>
+          <w:p>
+            <w:pPr>
+              <w:spacing w:line="360" w:lineRule="auto"/>
+              <w:jc w:val="center"/>
+              <w:rPr>
+                <w:rFonts w:hint="eastAsia"/>
+                <w:lang w:eastAsia="zh-CN"/>
+              </w:rPr>
+            </w:pPr>
             <w:r>
               <w:rPr>
                 <w:lang w:eastAsia="zh-CN"/>
@@ -248,11 +315,12 @@
         </w:tc>
         <w:tc>
           <w:tcPr>
-            <w:tcW w:w="6804" w:type="dxa"/>
+            <w:tcW w:w="6627" w:type="dxa"/>
             <w:gridSpan w:val="6"/>
           </w:tcPr>
           <w:p>
             <w:pPr>
+              <w:spacing w:line="360" w:lineRule="auto"/>
               <w:rPr>
                 <w:rFonts w:hint="eastAsia"/>
               </w:rPr>
@@ -329,11 +397,12 @@
         </w:trPr>
         <w:tc>
           <w:tcPr>
-            <w:tcW w:w="9072" w:type="dxa"/>
+            <w:tcW w:w="9287" w:type="dxa"/>
             <w:gridSpan w:val="8"/>
           </w:tcPr>
           <w:p>
             <w:pPr>
+              <w:spacing w:line="360" w:lineRule="auto"/>
               <w:rPr>
                 <w:rFonts w:hint="eastAsia"/>
                 <w:lang w:eastAsia="zh-CN"/>
@@ -348,6 +417,7 @@
           </w:p>
           <w:p>
             <w:pPr>
+              <w:spacing w:line="360" w:lineRule="auto"/>
               <w:rPr>
                 <w:rFonts w:hint="eastAsia"/>
                 <w:lang w:eastAsia="zh-CN"/>
@@ -362,7 +432,8 @@
           </w:p>
           <w:p>
             <w:pPr>
-              <w:ind w:firstLine="480"/>
+              <w:spacing w:line="360" w:lineRule="auto"/>
+              <w:ind w:firstLine="482"/>
               <w:rPr>
                 <w:rFonts w:hint="eastAsia"/>
                 <w:lang w:eastAsia="zh-CN"/>
@@ -391,7 +462,8 @@
           </w:p>
           <w:p>
             <w:pPr>
-              <w:ind w:firstLine="480"/>
+              <w:spacing w:line="360" w:lineRule="auto"/>
+              <w:ind w:firstLine="482"/>
               <w:rPr>
                 <w:rFonts w:hint="eastAsia"/>
                 <w:lang w:eastAsia="zh-CN"/>
@@ -443,7 +515,14 @@
               <w:rPr>
                 <w:lang w:eastAsia="zh-CN"/>
               </w:rPr>
-              <w:t xml:space="preserve"> LED 指示灯分别对应运行、示波器和 TDR 三种工作模式的状态显示；（5）LCD 显示模块：1.3 寸 ST7789 TFT 液晶屏，用于显示波形、参数信息和工作状态；（6）通信模块：采用 UART 串口通信，将面板操作数据发送至示波器主控系统。软件部分基于 ESP-IDF v5.5 开发框架，采用 </w:t>
+              <w:t xml:space="preserve"> LED 指示灯分别对应运行、示波器和 TDR 三种工作模式的状态显示；（5）LCD 显示模块：1.3 寸 ST7789 </w:t>
+            </w:r>
+            <w:r>
+              <w:rPr>
+                <w:lang w:eastAsia="zh-CN"/>
+              </w:rPr>
+              <w:lastRenderedPageBreak/>
+              <w:t xml:space="preserve">TFT 液晶屏，用于显示波形、参数信息和工作状态；（6）通信模块：采用 UART 串口通信，将面板操作数据发送至示波器主控系统。软件部分基于 ESP-IDF v5.5 开发框架，采用 </w:t>
             </w:r>
             <w:proofErr w:type="spellStart"/>
             <w:r>
@@ -462,14 +541,71 @@
           </w:p>
           <w:p>
             <w:pPr>
+              <w:spacing w:line="360" w:lineRule="auto"/>
+              <w:jc w:val="center"/>
               <w:rPr>
                 <w:rFonts w:hint="eastAsia"/>
                 <w:lang w:eastAsia="zh-CN"/>
               </w:rPr>
             </w:pPr>
+            <w:r>
+              <w:rPr>
+                <w:noProof/>
+                <w:lang w:eastAsia="zh-CN"/>
+              </w:rPr>
+              <w:drawing>
+                <wp:inline distT="0" distB="0" distL="0" distR="0" wp14:anchorId="5E57DCDF" wp14:editId="6462BA10">
+                  <wp:extent cx="2513377" cy="1214357"/>
+                  <wp:effectExtent l="0" t="0" r="1270" b="5080"/>
+                  <wp:docPr id="828833281" name="图片 1"/>
+                  <wp:cNvGraphicFramePr>
+                    <a:graphicFrameLocks xmlns:a="http://schemas.openxmlformats.org/drawingml/2006/main" noChangeAspect="1"/>
+                  </wp:cNvGraphicFramePr>
+                  <a:graphic xmlns:a="http://schemas.openxmlformats.org/drawingml/2006/main">
+                    <a:graphicData uri="http://schemas.openxmlformats.org/drawingml/2006/picture">
+                      <pic:pic xmlns:pic="http://schemas.openxmlformats.org/drawingml/2006/picture">
+                        <pic:nvPicPr>
+                          <pic:cNvPr id="0" name="图片 1"/>
+                          <pic:cNvPicPr>
+                            <a:picLocks noChangeAspect="1" noChangeArrowheads="1"/>
+                          </pic:cNvPicPr>
+                        </pic:nvPicPr>
+                        <pic:blipFill>
+                          <a:blip r:embed="rId8">
+                            <a:extLst>
+                              <a:ext uri="{28A0092B-C50C-407E-A947-70E740481C1C}">
+                                <a14:useLocalDpi xmlns:a14="http://schemas.microsoft.com/office/drawing/2010/main" val="0"/>
+                              </a:ext>
+                            </a:extLst>
+                          </a:blip>
+                          <a:srcRect/>
+                          <a:stretch>
+                            <a:fillRect/>
+                          </a:stretch>
+                        </pic:blipFill>
+                        <pic:spPr bwMode="auto">
+                          <a:xfrm>
+                            <a:off x="0" y="0"/>
+                            <a:ext cx="2540860" cy="1227636"/>
+                          </a:xfrm>
+                          <a:prstGeom prst="rect">
+                            <a:avLst/>
+                          </a:prstGeom>
+                          <a:noFill/>
+                          <a:ln>
+                            <a:noFill/>
+                          </a:ln>
+                        </pic:spPr>
+                      </pic:pic>
+                    </a:graphicData>
+                  </a:graphic>
+                </wp:inline>
+              </w:drawing>
+            </w:r>
           </w:p>
           <w:p>
             <w:pPr>
+              <w:spacing w:line="360" w:lineRule="auto"/>
               <w:jc w:val="center"/>
               <w:rPr>
                 <w:rFonts w:hint="eastAsia"/>
@@ -485,6 +621,7 @@
           </w:p>
           <w:p>
             <w:pPr>
+              <w:spacing w:line="360" w:lineRule="auto"/>
               <w:rPr>
                 <w:rFonts w:hint="eastAsia"/>
                 <w:lang w:eastAsia="zh-CN"/>
@@ -499,6 +636,7 @@
           </w:p>
           <w:p>
             <w:pPr>
+              <w:spacing w:line="360" w:lineRule="auto"/>
               <w:ind w:firstLine="480"/>
               <w:rPr>
                 <w:rFonts w:hint="eastAsia"/>
@@ -531,11 +669,7 @@
             </w:r>
             <w:proofErr w:type="spellStart"/>
             <w:r>
-              <w:t>芯片用于程序烧录</w:t>
-            </w:r>
-            <w:r>
-              <w:lastRenderedPageBreak/>
-              <w:t>与调试，并通过</w:t>
+              <w:t>芯片用于程序烧录与调试，并通过</w:t>
             </w:r>
             <w:proofErr w:type="spellEnd"/>
             <w:r>
@@ -558,6 +692,7 @@
           </w:p>
           <w:p>
             <w:pPr>
+              <w:spacing w:line="360" w:lineRule="auto"/>
               <w:ind w:firstLine="480"/>
               <w:rPr>
                 <w:rFonts w:hint="eastAsia"/>
@@ -587,6 +722,7 @@
           </w:p>
           <w:p>
             <w:pPr>
+              <w:spacing w:line="360" w:lineRule="auto"/>
               <w:jc w:val="center"/>
               <w:rPr>
                 <w:rFonts w:hint="eastAsia"/>
@@ -598,9 +734,9 @@
                 <w:noProof/>
               </w:rPr>
               <w:drawing>
-                <wp:inline distT="0" distB="0" distL="0" distR="0" wp14:anchorId="14756755" wp14:editId="0AA5B6DE">
-                  <wp:extent cx="3812316" cy="3711439"/>
-                  <wp:effectExtent l="0" t="0" r="0" b="3810"/>
+                <wp:inline distT="0" distB="0" distL="0" distR="0" wp14:anchorId="14756755" wp14:editId="485BEC3E">
+                  <wp:extent cx="2232412" cy="2173339"/>
+                  <wp:effectExtent l="0" t="0" r="0" b="0"/>
                   <wp:docPr id="662426813" name="图片 1"/>
                   <wp:cNvGraphicFramePr>
                     <a:graphicFrameLocks xmlns:a="http://schemas.openxmlformats.org/drawingml/2006/main" noChangeAspect="1"/>
@@ -613,7 +749,7 @@
                           <pic:cNvPicPr/>
                         </pic:nvPicPr>
                         <pic:blipFill>
-                          <a:blip r:embed="rId6"/>
+                          <a:blip r:embed="rId9"/>
                           <a:stretch>
                             <a:fillRect/>
                           </a:stretch>
@@ -621,7 +757,7 @@
                         <pic:spPr>
                           <a:xfrm>
                             <a:off x="0" y="0"/>
-                            <a:ext cx="3842506" cy="3740830"/>
+                            <a:ext cx="2269105" cy="2209061"/>
                           </a:xfrm>
                           <a:prstGeom prst="rect">
                             <a:avLst/>
@@ -636,6 +772,7 @@
           </w:p>
           <w:p>
             <w:pPr>
+              <w:spacing w:line="360" w:lineRule="auto"/>
               <w:jc w:val="center"/>
               <w:rPr>
                 <w:rFonts w:hint="eastAsia"/>
@@ -651,6 +788,7 @@
           </w:p>
           <w:p>
             <w:pPr>
+              <w:spacing w:line="360" w:lineRule="auto"/>
               <w:rPr>
                 <w:rFonts w:hint="eastAsia"/>
                 <w:lang w:eastAsia="zh-CN"/>
@@ -660,11 +798,13 @@
               <w:rPr>
                 <w:lang w:eastAsia="zh-CN"/>
               </w:rPr>
+              <w:lastRenderedPageBreak/>
               <w:t>1.3 LCD显示模块的设计与实现</w:t>
             </w:r>
           </w:p>
           <w:p>
             <w:pPr>
+              <w:spacing w:line="360" w:lineRule="auto"/>
               <w:ind w:firstLine="480"/>
               <w:rPr>
                 <w:rFonts w:hint="eastAsia"/>
@@ -680,6 +820,7 @@
           </w:p>
           <w:p>
             <w:pPr>
+              <w:spacing w:line="360" w:lineRule="auto"/>
               <w:ind w:firstLine="480"/>
               <w:rPr>
                 <w:rFonts w:hint="eastAsia"/>
@@ -708,10 +849,34 @@
             </w:r>
             <w:proofErr w:type="spellEnd"/>
             <w:r>
-              <w:t xml:space="preserve"> SPI 外设初始化、GPIO 配置（DC/RST/BL 引脚）以及 ST7789 芯片初始化序列；（2）lcd_fill_rect()：基于 DMA 加速的矩形区域填充，用于背景清除和色块绘制；（3）lcd_draw_char() / </w:t>
+              <w:t xml:space="preserve"> SPI 外设初始化、GPIO 配置（DC/RST/BL 引脚）以及 ST7789 </w:t>
             </w:r>
             <w:proofErr w:type="spellStart"/>
             <w:r>
+              <w:t>芯片初始化序列</w:t>
+            </w:r>
+            <w:proofErr w:type="spellEnd"/>
+            <w:r>
+              <w:t>；（2）lcd_fill_rect()：</w:t>
+            </w:r>
+            <w:proofErr w:type="spellStart"/>
+            <w:r>
+              <w:t>基于</w:t>
+            </w:r>
+            <w:proofErr w:type="spellEnd"/>
+            <w:r>
+              <w:t xml:space="preserve"> DMA </w:t>
+            </w:r>
+            <w:proofErr w:type="spellStart"/>
+            <w:r>
+              <w:t>加速的矩形区域填充，用于背景清除和色块绘制</w:t>
+            </w:r>
+            <w:proofErr w:type="spellEnd"/>
+            <w:r>
+              <w:t xml:space="preserve">；（3）lcd_draw_char() / </w:t>
+            </w:r>
+            <w:proofErr w:type="spellStart"/>
+            <w:r>
               <w:t>lcd_draw_string</w:t>
             </w:r>
             <w:proofErr w:type="spellEnd"/>
@@ -757,18 +922,12 @@
               <w:rPr>
                 <w:lang w:eastAsia="zh-CN"/>
               </w:rPr>
-              <w:t xml:space="preserve"> 传输采用预传输回调机制动态控制 DC 引脚电平（0 表示命令、1 表示数据），实现了命令与数</w:t>
-            </w:r>
-            <w:r>
-              <w:rPr>
-                <w:lang w:eastAsia="zh-CN"/>
-              </w:rPr>
-              <w:lastRenderedPageBreak/>
-              <w:t>据的高效切换。</w:t>
+              <w:t xml:space="preserve"> 传输采用预传输回调机制动态控制 DC 引脚电平（0 表示命令、1 表示数据），实现了命令与数据的高效切换。</w:t>
             </w:r>
           </w:p>
           <w:p>
             <w:pPr>
+              <w:spacing w:line="360" w:lineRule="auto"/>
               <w:jc w:val="center"/>
               <w:rPr>
                 <w:rFonts w:hint="eastAsia"/>
@@ -795,7 +954,7 @@
                           <pic:cNvPicPr/>
                         </pic:nvPicPr>
                         <pic:blipFill>
-                          <a:blip r:embed="rId7"/>
+                          <a:blip r:embed="rId10"/>
                           <a:stretch>
                             <a:fillRect/>
                           </a:stretch>
@@ -818,6 +977,7 @@
           </w:p>
           <w:p>
             <w:pPr>
+              <w:spacing w:line="360" w:lineRule="auto"/>
               <w:jc w:val="center"/>
               <w:rPr>
                 <w:rFonts w:hint="eastAsia"/>
@@ -833,6 +993,7 @@
           </w:p>
           <w:p>
             <w:pPr>
+              <w:spacing w:line="360" w:lineRule="auto"/>
               <w:rPr>
                 <w:rFonts w:hint="eastAsia"/>
                 <w:lang w:eastAsia="zh-CN"/>
@@ -847,6 +1008,7 @@
           </w:p>
           <w:p>
             <w:pPr>
+              <w:spacing w:line="360" w:lineRule="auto"/>
               <w:ind w:firstLine="480"/>
               <w:rPr>
                 <w:rFonts w:hint="eastAsia"/>
@@ -876,6 +1038,7 @@
           </w:p>
           <w:p>
             <w:pPr>
+              <w:spacing w:line="360" w:lineRule="auto"/>
               <w:ind w:firstLine="480"/>
               <w:rPr>
                 <w:rFonts w:hint="eastAsia"/>
@@ -886,14 +1049,21 @@
               <w:rPr>
                 <w:lang w:eastAsia="zh-CN"/>
               </w:rPr>
-              <w:t>波形渲染流程如下：（1）清除上一帧画面（黑色背景填充）；（2）绘制网格背景（8×10 网格线及中心标记线）；（3）根据当前数据源（内置正弦波发生器或外部 ADC 采样数据）计算 CH1 和 CH2 的 Y 轴像素坐标数组；（4）以绿色（0x07E0）绘制 CH1 波形，以青色（0x07FF）绘制 CH2 波形，采用逐列垂直线段连接的方式实现平滑波形显示；（5）绘制顶部信息栏，显示当前时基档位、电压档位和工作模式。</w:t>
+              <w:t>波形渲染流程如下：（1）清除上一帧画面（黑色背景填充）；（2）绘制网格背景（8×10 网格线及中心标记线）；（3）根据当前数据源（内置正弦波发生器或外部 ADC 采样数据）计算 CH1 和 CH2 的 Y 轴像素坐标数组；（4）以绿色（0x07E0）绘</w:t>
+            </w:r>
+            <w:r>
+              <w:rPr>
+                <w:lang w:eastAsia="zh-CN"/>
+              </w:rPr>
+              <w:lastRenderedPageBreak/>
+              <w:t>制 CH1 波形，以青色（0x07FF）绘制 CH2 波形，采用逐列垂直线段连接的方式实现平滑波形显示；（5）绘制顶部信息栏，显示当前时基档位、电压档位和工作模式。</w:t>
             </w:r>
           </w:p>
           <w:p>
             <w:pPr>
+              <w:spacing w:line="360" w:lineRule="auto"/>
               <w:ind w:firstLine="480"/>
               <w:rPr>
-                <w:rFonts w:hint="eastAsia"/>
                 <w:lang w:eastAsia="zh-CN"/>
               </w:rPr>
             </w:pPr>
@@ -948,6 +1118,7 @@
           </w:p>
           <w:p>
             <w:pPr>
+              <w:spacing w:line="360" w:lineRule="auto"/>
               <w:jc w:val="center"/>
               <w:rPr>
                 <w:rFonts w:hint="eastAsia"/>
@@ -959,9 +1130,9 @@
                 <w:noProof/>
               </w:rPr>
               <w:drawing>
-                <wp:inline distT="0" distB="0" distL="0" distR="0" wp14:anchorId="12B32EE8" wp14:editId="1C12277A">
-                  <wp:extent cx="1924284" cy="2219988"/>
-                  <wp:effectExtent l="0" t="0" r="0" b="8890"/>
+                <wp:inline distT="0" distB="0" distL="0" distR="0" wp14:anchorId="12B32EE8" wp14:editId="1E60C72B">
+                  <wp:extent cx="1550817" cy="1789131"/>
+                  <wp:effectExtent l="0" t="0" r="0" b="1905"/>
                   <wp:docPr id="1987095798" name="图片 1"/>
                   <wp:cNvGraphicFramePr>
                     <a:graphicFrameLocks xmlns:a="http://schemas.openxmlformats.org/drawingml/2006/main" noChangeAspect="1"/>
@@ -974,7 +1145,7 @@
                           <pic:cNvPicPr/>
                         </pic:nvPicPr>
                         <pic:blipFill>
-                          <a:blip r:embed="rId8"/>
+                          <a:blip r:embed="rId11"/>
                           <a:stretch>
                             <a:fillRect/>
                           </a:stretch>
@@ -982,7 +1153,7 @@
                         <pic:spPr>
                           <a:xfrm>
                             <a:off x="0" y="0"/>
-                            <a:ext cx="1928273" cy="2224591"/>
+                            <a:ext cx="1572140" cy="1813731"/>
                           </a:xfrm>
                           <a:prstGeom prst="rect">
                             <a:avLst/>
@@ -997,6 +1168,7 @@
           </w:p>
           <w:p>
             <w:pPr>
+              <w:spacing w:line="360" w:lineRule="auto"/>
               <w:jc w:val="center"/>
               <w:rPr>
                 <w:rFonts w:hint="eastAsia"/>
@@ -1007,11 +1179,25 @@
               <w:rPr>
                 <w:lang w:eastAsia="zh-CN"/>
               </w:rPr>
-              <w:t>图1.3 波形显示效果（内置正弦波测试模式）</w:t>
+              <w:t>图1.</w:t>
+            </w:r>
+            <w:r>
+              <w:rPr>
+                <w:rFonts w:hint="eastAsia"/>
+                <w:lang w:eastAsia="zh-CN"/>
+              </w:rPr>
+              <w:t>4</w:t>
+            </w:r>
+            <w:r>
+              <w:rPr>
+                <w:lang w:eastAsia="zh-CN"/>
+              </w:rPr>
+              <w:t xml:space="preserve"> 波形显示效果（内置正弦波测试模式）</w:t>
             </w:r>
           </w:p>
           <w:p>
             <w:pPr>
+              <w:spacing w:line="360" w:lineRule="auto"/>
               <w:rPr>
                 <w:rFonts w:hint="eastAsia"/>
                 <w:lang w:eastAsia="zh-CN"/>
@@ -1026,6 +1212,7 @@
           </w:p>
           <w:p>
             <w:pPr>
+              <w:spacing w:line="360" w:lineRule="auto"/>
               <w:ind w:firstLine="480"/>
               <w:rPr>
                 <w:rFonts w:hint="eastAsia"/>
@@ -1036,7 +1223,6 @@
               <w:rPr>
                 <w:lang w:eastAsia="zh-CN"/>
               </w:rPr>
-              <w:lastRenderedPageBreak/>
               <w:t xml:space="preserve">系统软件基于 ESP-IDF v5.5 开发框架，采用 </w:t>
             </w:r>
             <w:proofErr w:type="spellStart"/>
@@ -1098,6 +1284,7 @@
           </w:p>
           <w:p>
             <w:pPr>
+              <w:spacing w:line="360" w:lineRule="auto"/>
               <w:ind w:firstLine="480"/>
               <w:rPr>
                 <w:rFonts w:hint="eastAsia"/>
@@ -1127,6 +1314,7 @@
           </w:p>
           <w:p>
             <w:pPr>
+              <w:spacing w:line="360" w:lineRule="auto"/>
               <w:ind w:firstLine="480"/>
               <w:rPr>
                 <w:rFonts w:hint="eastAsia"/>
@@ -1156,6 +1344,7 @@
           </w:p>
           <w:p>
             <w:pPr>
+              <w:spacing w:line="360" w:lineRule="auto"/>
               <w:ind w:firstLine="480"/>
               <w:rPr>
                 <w:rFonts w:hint="eastAsia"/>
@@ -1185,6 +1374,7 @@
           </w:p>
           <w:p>
             <w:pPr>
+              <w:spacing w:line="360" w:lineRule="auto"/>
               <w:ind w:firstLine="480"/>
               <w:rPr>
                 <w:rFonts w:hint="eastAsia"/>
@@ -1195,6 +1385,7 @@
               <w:rPr>
                 <w:lang w:eastAsia="zh-CN"/>
               </w:rPr>
+              <w:lastRenderedPageBreak/>
               <w:t xml:space="preserve">（4）ADC 采样任务（可选）：以约 50ms 为周期，通过 ADC1 对两路模拟信号进行采样，每帧采集 240 </w:t>
             </w:r>
             <w:proofErr w:type="gramStart"/>
@@ -1228,6 +1419,7 @@
           </w:p>
           <w:p>
             <w:pPr>
+              <w:spacing w:line="360" w:lineRule="auto"/>
               <w:ind w:firstLine="480"/>
               <w:rPr>
                 <w:rFonts w:hint="eastAsia"/>
@@ -1285,6 +1477,7 @@
           </w:p>
           <w:p>
             <w:pPr>
+              <w:spacing w:line="360" w:lineRule="auto"/>
               <w:ind w:firstLine="480"/>
               <w:rPr>
                 <w:rFonts w:hint="eastAsia"/>
@@ -1309,14 +1502,219 @@
           </w:p>
           <w:p>
             <w:pPr>
+              <w:spacing w:line="360" w:lineRule="auto"/>
+              <w:jc w:val="center"/>
               <w:rPr>
                 <w:rFonts w:hint="eastAsia"/>
+              </w:rPr>
+            </w:pPr>
+            <w:r>
+              <w:rPr>
+                <w:noProof/>
+              </w:rPr>
+              <w:drawing>
+                <wp:inline distT="0" distB="0" distL="0" distR="0" wp14:anchorId="3425F1DE" wp14:editId="2EBCAFE9">
+                  <wp:extent cx="5760085" cy="2103120"/>
+                  <wp:effectExtent l="0" t="0" r="0" b="0"/>
+                  <wp:docPr id="327162134" name="图片 1"/>
+                  <wp:cNvGraphicFramePr>
+                    <a:graphicFrameLocks xmlns:a="http://schemas.openxmlformats.org/drawingml/2006/main" noChangeAspect="1"/>
+                  </wp:cNvGraphicFramePr>
+                  <a:graphic xmlns:a="http://schemas.openxmlformats.org/drawingml/2006/main">
+                    <a:graphicData uri="http://schemas.openxmlformats.org/drawingml/2006/picture">
+                      <pic:pic xmlns:pic="http://schemas.openxmlformats.org/drawingml/2006/picture">
+                        <pic:nvPicPr>
+                          <pic:cNvPr id="327162134" name=""/>
+                          <pic:cNvPicPr/>
+                        </pic:nvPicPr>
+                        <pic:blipFill>
+                          <a:blip r:embed="rId12"/>
+                          <a:stretch>
+                            <a:fillRect/>
+                          </a:stretch>
+                        </pic:blipFill>
+                        <pic:spPr>
+                          <a:xfrm>
+                            <a:off x="0" y="0"/>
+                            <a:ext cx="5760085" cy="2103120"/>
+                          </a:xfrm>
+                          <a:prstGeom prst="rect">
+                            <a:avLst/>
+                          </a:prstGeom>
+                        </pic:spPr>
+                      </pic:pic>
+                    </a:graphicData>
+                  </a:graphic>
+                </wp:inline>
+              </w:drawing>
+            </w:r>
+          </w:p>
+          <w:p>
+            <w:pPr>
+              <w:spacing w:line="360" w:lineRule="auto"/>
+              <w:jc w:val="center"/>
+              <w:rPr>
+                <w:rFonts w:hint="eastAsia"/>
+                <w:lang w:eastAsia="zh-CN"/>
+              </w:rPr>
+            </w:pPr>
+            <w:r>
+              <w:rPr>
+                <w:lang w:eastAsia="zh-CN"/>
+              </w:rPr>
+              <w:t>图1.</w:t>
+            </w:r>
+            <w:r>
+              <w:rPr>
+                <w:rFonts w:hint="eastAsia"/>
+                <w:lang w:eastAsia="zh-CN"/>
+              </w:rPr>
+              <w:t>5</w:t>
+            </w:r>
+            <w:r>
+              <w:rPr>
+                <w:lang w:eastAsia="zh-CN"/>
+              </w:rPr>
+              <w:t>软件任务架构示意图</w:t>
+            </w:r>
+          </w:p>
+          <w:p>
+            <w:pPr>
+              <w:spacing w:line="360" w:lineRule="auto"/>
+              <w:rPr>
+                <w:rFonts w:hint="eastAsia"/>
+                <w:lang w:eastAsia="zh-CN"/>
+              </w:rPr>
+            </w:pPr>
+            <w:r>
+              <w:rPr>
+                <w:lang w:eastAsia="zh-CN"/>
+              </w:rPr>
+              <w:t>1.6 UART通信协议设计</w:t>
+            </w:r>
+          </w:p>
+          <w:p>
+            <w:pPr>
+              <w:spacing w:line="360" w:lineRule="auto"/>
+              <w:ind w:firstLine="480"/>
+              <w:rPr>
+                <w:rFonts w:hint="eastAsia"/>
+                <w:lang w:eastAsia="zh-CN"/>
+              </w:rPr>
+            </w:pPr>
+            <w:r>
+              <w:rPr>
+                <w:lang w:eastAsia="zh-CN"/>
+              </w:rPr>
+              <w:t>系统与示波器主控之间采用 UART 串口通信（波特率 115200bps，8N1 格式）。为保证通信的可靠性和数据完整性，设计了一套自定义的二进制</w:t>
+            </w:r>
+            <w:proofErr w:type="gramStart"/>
+            <w:r>
+              <w:rPr>
+                <w:lang w:eastAsia="zh-CN"/>
+              </w:rPr>
+              <w:t>帧</w:t>
+            </w:r>
+            <w:proofErr w:type="gramEnd"/>
+            <w:r>
+              <w:rPr>
+                <w:lang w:eastAsia="zh-CN"/>
+              </w:rPr>
+              <w:t>协议。帧格式为：帧头（0xAA 0x55）+ 类型字节 + 长度字节 + 数据域 + 校验字节。其中校验字节采用异或校验，即类型、长度和所有数据字节</w:t>
+            </w:r>
+            <w:proofErr w:type="gramStart"/>
+            <w:r>
+              <w:rPr>
+                <w:lang w:eastAsia="zh-CN"/>
+              </w:rPr>
+              <w:t>逐字节</w:t>
+            </w:r>
+            <w:proofErr w:type="gramEnd"/>
+            <w:r>
+              <w:rPr>
+                <w:lang w:eastAsia="zh-CN"/>
+              </w:rPr>
+              <w:t>异或的结果，</w:t>
+            </w:r>
+            <w:proofErr w:type="gramStart"/>
+            <w:r>
+              <w:rPr>
+                <w:lang w:eastAsia="zh-CN"/>
+              </w:rPr>
+              <w:t>接收端可通过</w:t>
+            </w:r>
+            <w:proofErr w:type="gramEnd"/>
+            <w:r>
+              <w:rPr>
+                <w:lang w:eastAsia="zh-CN"/>
+              </w:rPr>
+              <w:t>校验值验证</w:t>
+            </w:r>
+            <w:proofErr w:type="gramStart"/>
+            <w:r>
+              <w:rPr>
+                <w:lang w:eastAsia="zh-CN"/>
+              </w:rPr>
+              <w:t>帧</w:t>
+            </w:r>
+            <w:proofErr w:type="gramEnd"/>
+            <w:r>
+              <w:rPr>
+                <w:lang w:eastAsia="zh-CN"/>
+              </w:rPr>
+              <w:t>数据的正确性。</w:t>
+            </w:r>
+          </w:p>
+          <w:p>
+            <w:pPr>
+              <w:spacing w:line="360" w:lineRule="auto"/>
+              <w:ind w:firstLine="480"/>
+              <w:rPr>
+                <w:rFonts w:hint="eastAsia"/>
+                <w:lang w:eastAsia="zh-CN"/>
+              </w:rPr>
+            </w:pPr>
+            <w:r>
+              <w:rPr>
+                <w:lang w:eastAsia="zh-CN"/>
+              </w:rPr>
+              <w:t xml:space="preserve">协议定义了 5 </w:t>
+            </w:r>
+            <w:proofErr w:type="gramStart"/>
+            <w:r>
+              <w:rPr>
+                <w:lang w:eastAsia="zh-CN"/>
+              </w:rPr>
+              <w:t>种事件</w:t>
+            </w:r>
+            <w:proofErr w:type="gramEnd"/>
+            <w:r>
+              <w:rPr>
+                <w:lang w:eastAsia="zh-CN"/>
+              </w:rPr>
+              <w:t>类型：（1）编码器事件（0x01）：2 字节数据，包含编码</w:t>
+            </w:r>
+            <w:r>
+              <w:rPr>
+                <w:lang w:eastAsia="zh-CN"/>
+              </w:rPr>
+              <w:lastRenderedPageBreak/>
+              <w:t>器编号和旋转方向；（2）按键事件（0x02）：2 字节数据，包含按键编号和按键状态（按下/释放）；（3）模式切换事件（0x03）：1 字节数据，包含目标工作模式；（4）状态上报（0x04）：5 字节数据，包含当前模式及两通道的时基和电压档位索引；（5）心跳帧（0x05）：0 字节数据，仅用于保持通信链路活跃。该协议结构简洁高效，帧最大长度仅 10 字节，通信开销极小，适合实时控制场景。</w:t>
+            </w:r>
+          </w:p>
+          <w:p>
+            <w:pPr>
+              <w:spacing w:line="360" w:lineRule="auto"/>
+              <w:ind w:firstLine="480"/>
+              <w:rPr>
+                <w:rFonts w:hint="eastAsia"/>
+                <w:lang w:eastAsia="zh-CN"/>
               </w:rPr>
             </w:pPr>
           </w:p>
           <w:p>
             <w:pPr>
-              <w:jc w:val="center"/>
+              <w:spacing w:line="360" w:lineRule="auto"/>
               <w:rPr>
                 <w:rFonts w:hint="eastAsia"/>
                 <w:lang w:eastAsia="zh-CN"/>
@@ -1326,11 +1724,27 @@
               <w:rPr>
                 <w:lang w:eastAsia="zh-CN"/>
               </w:rPr>
-              <w:t>图1.4 软件任务架构示意图</w:t>
+              <w:t xml:space="preserve">1.7 </w:t>
+            </w:r>
+            <w:proofErr w:type="spellStart"/>
+            <w:r>
+              <w:rPr>
+                <w:lang w:eastAsia="zh-CN"/>
+              </w:rPr>
+              <w:t>WiFi</w:t>
+            </w:r>
+            <w:proofErr w:type="spellEnd"/>
+            <w:r>
+              <w:rPr>
+                <w:lang w:eastAsia="zh-CN"/>
+              </w:rPr>
+              <w:t>无线调试功能</w:t>
             </w:r>
           </w:p>
           <w:p>
             <w:pPr>
+              <w:spacing w:line="360" w:lineRule="auto"/>
+              <w:ind w:firstLine="480"/>
               <w:rPr>
                 <w:rFonts w:hint="eastAsia"/>
                 <w:lang w:eastAsia="zh-CN"/>
@@ -1340,12 +1754,82 @@
               <w:rPr>
                 <w:lang w:eastAsia="zh-CN"/>
               </w:rPr>
-              <w:t>1.6 UART通信协议设计</w:t>
+              <w:t xml:space="preserve">为便于系统开发和调试，设计了基于 </w:t>
+            </w:r>
+            <w:proofErr w:type="spellStart"/>
+            <w:r>
+              <w:rPr>
+                <w:lang w:eastAsia="zh-CN"/>
+              </w:rPr>
+              <w:t>WiFi</w:t>
+            </w:r>
+            <w:proofErr w:type="spellEnd"/>
+            <w:r>
+              <w:rPr>
+                <w:lang w:eastAsia="zh-CN"/>
+              </w:rPr>
+              <w:t xml:space="preserve"> 的无线日志服务。ESP32-S3 以 </w:t>
+            </w:r>
+            <w:proofErr w:type="spellStart"/>
+            <w:r>
+              <w:rPr>
+                <w:lang w:eastAsia="zh-CN"/>
+              </w:rPr>
+              <w:t>SoftAP</w:t>
+            </w:r>
+            <w:proofErr w:type="spellEnd"/>
+            <w:r>
+              <w:rPr>
+                <w:lang w:eastAsia="zh-CN"/>
+              </w:rPr>
+              <w:t xml:space="preserve"> 模式建立无线热点（SSID："timer"），并在 TCP 端口 4444 上启动日志服务器，支持最多 4 </w:t>
+            </w:r>
+            <w:proofErr w:type="gramStart"/>
+            <w:r>
+              <w:rPr>
+                <w:lang w:eastAsia="zh-CN"/>
+              </w:rPr>
+              <w:t>个</w:t>
+            </w:r>
+            <w:proofErr w:type="gramEnd"/>
+            <w:r>
+              <w:rPr>
+                <w:lang w:eastAsia="zh-CN"/>
+              </w:rPr>
+              <w:t>客户端同时连接。系统通过重定向 ESP-IDF 的日志输出接口（</w:t>
+            </w:r>
+            <w:proofErr w:type="spellStart"/>
+            <w:r>
+              <w:rPr>
+                <w:lang w:eastAsia="zh-CN"/>
+              </w:rPr>
+              <w:t>esp_log_vprintf</w:t>
+            </w:r>
+            <w:proofErr w:type="spellEnd"/>
+            <w:r>
+              <w:rPr>
+                <w:lang w:eastAsia="zh-CN"/>
+              </w:rPr>
+              <w:t xml:space="preserve">），将所有 ESP_LOG 日志信息同时发送到 USB 串口和所有 TCP 客户端。开发人员可通过手机或电脑连接热点后，使用 TCP 客户端工具（如 </w:t>
+            </w:r>
+            <w:proofErr w:type="spellStart"/>
+            <w:r>
+              <w:rPr>
+                <w:lang w:eastAsia="zh-CN"/>
+              </w:rPr>
+              <w:t>nc</w:t>
+            </w:r>
+            <w:proofErr w:type="spellEnd"/>
+            <w:r>
+              <w:rPr>
+                <w:lang w:eastAsia="zh-CN"/>
+              </w:rPr>
+              <w:t>、Python socket 等）实时查看系统运行日志，无需物理连接串口线，极大提高了调试效率。</w:t>
             </w:r>
           </w:p>
           <w:p>
             <w:pPr>
-              <w:ind w:firstLine="480"/>
+              <w:spacing w:line="360" w:lineRule="auto"/>
               <w:rPr>
                 <w:rFonts w:hint="eastAsia"/>
                 <w:lang w:eastAsia="zh-CN"/>
@@ -1355,67 +1839,12 @@
               <w:rPr>
                 <w:lang w:eastAsia="zh-CN"/>
               </w:rPr>
-              <w:t>系统与示波器主控之间采用 UART 串口通信（波特率 115200bps，8N1 格式）。为保证通信的可靠性和数据完整性，设计了一套自定义的二进制</w:t>
-            </w:r>
-            <w:proofErr w:type="gramStart"/>
-            <w:r>
-              <w:rPr>
-                <w:lang w:eastAsia="zh-CN"/>
-              </w:rPr>
-              <w:t>帧</w:t>
-            </w:r>
-            <w:proofErr w:type="gramEnd"/>
-            <w:r>
-              <w:rPr>
-                <w:lang w:eastAsia="zh-CN"/>
-              </w:rPr>
-              <w:t>协议。帧格式为：帧头（0xAA 0x55）+ 类型字节 + 长度字节 + 数据域 + 校验字节。其中校验字节采用异或校验，即类型、长度和所有数据字节</w:t>
-            </w:r>
-            <w:proofErr w:type="gramStart"/>
-            <w:r>
-              <w:rPr>
-                <w:lang w:eastAsia="zh-CN"/>
-              </w:rPr>
-              <w:t>逐字节</w:t>
-            </w:r>
-            <w:proofErr w:type="gramEnd"/>
-            <w:r>
-              <w:rPr>
-                <w:lang w:eastAsia="zh-CN"/>
-              </w:rPr>
-              <w:t>异或的结果，</w:t>
-            </w:r>
-            <w:proofErr w:type="gramStart"/>
-            <w:r>
-              <w:rPr>
-                <w:lang w:eastAsia="zh-CN"/>
-              </w:rPr>
-              <w:t>接收端可通过</w:t>
-            </w:r>
-            <w:proofErr w:type="gramEnd"/>
-            <w:r>
-              <w:rPr>
-                <w:lang w:eastAsia="zh-CN"/>
-              </w:rPr>
-              <w:t>校验值验证</w:t>
-            </w:r>
-            <w:proofErr w:type="gramStart"/>
-            <w:r>
-              <w:rPr>
-                <w:lang w:eastAsia="zh-CN"/>
-              </w:rPr>
-              <w:t>帧</w:t>
-            </w:r>
-            <w:proofErr w:type="gramEnd"/>
-            <w:r>
-              <w:rPr>
-                <w:lang w:eastAsia="zh-CN"/>
-              </w:rPr>
-              <w:t>数据的正确性。</w:t>
+              <w:t>1.8 现阶段运行效果</w:t>
             </w:r>
           </w:p>
           <w:p>
             <w:pPr>
+              <w:spacing w:line="360" w:lineRule="auto"/>
               <w:ind w:firstLine="480"/>
               <w:rPr>
                 <w:rFonts w:hint="eastAsia"/>
@@ -1426,239 +1855,68 @@
               <w:rPr>
                 <w:lang w:eastAsia="zh-CN"/>
               </w:rPr>
-              <w:t xml:space="preserve">协议定义了 5 </w:t>
+              <w:t>目前已完成主控模块和 LCD 显示模块的硬件搭建与软件调试工作。ESP32-S3 开发</w:t>
             </w:r>
             <w:proofErr w:type="gramStart"/>
             <w:r>
               <w:rPr>
                 <w:lang w:eastAsia="zh-CN"/>
               </w:rPr>
-              <w:t>种事件</w:t>
+              <w:t>板运行</w:t>
             </w:r>
             <w:proofErr w:type="gramEnd"/>
             <w:r>
               <w:rPr>
                 <w:lang w:eastAsia="zh-CN"/>
               </w:rPr>
-              <w:t>类型：（1）编码器事件（0x01）：2 字节数据，包含编码器编号和旋转方向；（2）按键事件（0x02）：2 字节数据，包含按键编号和按键状态（按下/释放）；（3）模式切换事件（0x03）：1 字节数据，包含目标工作模式；（4）状态上报（0x04）：5 字节数据，包含当前模式及两通道的时基和电压档位索引；（5）心跳帧（0x05）：0 字节数据，仅用于保持通信链路活跃。该协议结构简洁</w:t>
-            </w:r>
-            <w:r>
-              <w:rPr>
-                <w:lang w:eastAsia="zh-CN"/>
-              </w:rPr>
-              <w:lastRenderedPageBreak/>
-              <w:t>高效，帧最大长度仅 10 字节，通信开销极小，适合实时控制场景。</w:t>
+              <w:t>稳定，</w:t>
+            </w:r>
+            <w:proofErr w:type="spellStart"/>
+            <w:r>
+              <w:rPr>
+                <w:lang w:eastAsia="zh-CN"/>
+              </w:rPr>
+              <w:t>FreeRTOS</w:t>
+            </w:r>
+            <w:proofErr w:type="spellEnd"/>
+            <w:r>
+              <w:rPr>
+                <w:lang w:eastAsia="zh-CN"/>
+              </w:rPr>
+              <w:t xml:space="preserve"> 多任务调度正常，</w:t>
+            </w:r>
+            <w:proofErr w:type="gramStart"/>
+            <w:r>
+              <w:rPr>
+                <w:lang w:eastAsia="zh-CN"/>
+              </w:rPr>
+              <w:t>各任务</w:t>
+            </w:r>
+            <w:proofErr w:type="gramEnd"/>
+            <w:r>
+              <w:rPr>
+                <w:lang w:eastAsia="zh-CN"/>
+              </w:rPr>
+              <w:t>间的事件通信和状态同步机制工作正确。LCD 显示屏通过 SPI 接口成功驱动，能够正常显示示波器网格、双通道波形及顶部参数信息栏。内置正弦波测试模式下，CH1（绿色）和 CH2（青色）波形显示正确，旋转编码器对时基和电压档位的调节可在信息栏中实时反映。</w:t>
+            </w:r>
+            <w:proofErr w:type="spellStart"/>
+            <w:r>
+              <w:rPr>
+                <w:lang w:eastAsia="zh-CN"/>
+              </w:rPr>
+              <w:t>WiFi</w:t>
+            </w:r>
+            <w:proofErr w:type="spellEnd"/>
+            <w:r>
+              <w:rPr>
+                <w:lang w:eastAsia="zh-CN"/>
+              </w:rPr>
+              <w:t xml:space="preserve"> 调试日志功能运行正常，可通过无线方式实时查看系统日志输出。UART 通信帧的发送功能已经过串口监视器验证，帧格式和校验均正确。</w:t>
             </w:r>
           </w:p>
           <w:p>
             <w:pPr>
-              <w:ind w:firstLine="480"/>
-              <w:rPr>
-                <w:rFonts w:hint="eastAsia"/>
-                <w:lang w:eastAsia="zh-CN"/>
-              </w:rPr>
-            </w:pPr>
-          </w:p>
-          <w:p>
-            <w:pPr>
-              <w:rPr>
-                <w:rFonts w:hint="eastAsia"/>
-                <w:lang w:eastAsia="zh-CN"/>
-              </w:rPr>
-            </w:pPr>
-            <w:r>
-              <w:rPr>
-                <w:lang w:eastAsia="zh-CN"/>
-              </w:rPr>
-              <w:t xml:space="preserve">1.7 </w:t>
-            </w:r>
-            <w:proofErr w:type="spellStart"/>
-            <w:r>
-              <w:rPr>
-                <w:lang w:eastAsia="zh-CN"/>
-              </w:rPr>
-              <w:t>WiFi</w:t>
-            </w:r>
-            <w:proofErr w:type="spellEnd"/>
-            <w:r>
-              <w:rPr>
-                <w:lang w:eastAsia="zh-CN"/>
-              </w:rPr>
-              <w:t>无线调试功能</w:t>
-            </w:r>
-          </w:p>
-          <w:p>
-            <w:pPr>
-              <w:ind w:firstLine="480"/>
-              <w:rPr>
-                <w:rFonts w:hint="eastAsia"/>
-                <w:lang w:eastAsia="zh-CN"/>
-              </w:rPr>
-            </w:pPr>
-            <w:r>
-              <w:rPr>
-                <w:lang w:eastAsia="zh-CN"/>
-              </w:rPr>
-              <w:t xml:space="preserve">为便于系统开发和调试，设计了基于 </w:t>
-            </w:r>
-            <w:proofErr w:type="spellStart"/>
-            <w:r>
-              <w:rPr>
-                <w:lang w:eastAsia="zh-CN"/>
-              </w:rPr>
-              <w:t>WiFi</w:t>
-            </w:r>
-            <w:proofErr w:type="spellEnd"/>
-            <w:r>
-              <w:rPr>
-                <w:lang w:eastAsia="zh-CN"/>
-              </w:rPr>
-              <w:t xml:space="preserve"> 的无线日志服务。ESP32-S3 以 </w:t>
-            </w:r>
-            <w:proofErr w:type="spellStart"/>
-            <w:r>
-              <w:rPr>
-                <w:lang w:eastAsia="zh-CN"/>
-              </w:rPr>
-              <w:t>SoftAP</w:t>
-            </w:r>
-            <w:proofErr w:type="spellEnd"/>
-            <w:r>
-              <w:rPr>
-                <w:lang w:eastAsia="zh-CN"/>
-              </w:rPr>
-              <w:t xml:space="preserve"> 模式建立无线热点（SSID："timer"），并在 TCP 端口 4444 上启动日志服务器，支持最多 4 </w:t>
-            </w:r>
-            <w:proofErr w:type="gramStart"/>
-            <w:r>
-              <w:rPr>
-                <w:lang w:eastAsia="zh-CN"/>
-              </w:rPr>
-              <w:t>个</w:t>
-            </w:r>
-            <w:proofErr w:type="gramEnd"/>
-            <w:r>
-              <w:rPr>
-                <w:lang w:eastAsia="zh-CN"/>
-              </w:rPr>
-              <w:t>客户端同时连接。系统通过重定向 ESP-IDF 的日志输出接口（</w:t>
-            </w:r>
-            <w:proofErr w:type="spellStart"/>
-            <w:r>
-              <w:rPr>
-                <w:lang w:eastAsia="zh-CN"/>
-              </w:rPr>
-              <w:t>esp_log_vprintf</w:t>
-            </w:r>
-            <w:proofErr w:type="spellEnd"/>
-            <w:r>
-              <w:rPr>
-                <w:lang w:eastAsia="zh-CN"/>
-              </w:rPr>
-              <w:t xml:space="preserve">），将所有 ESP_LOG 日志信息同时发送到 USB 串口和所有 TCP 客户端。开发人员可通过手机或电脑连接热点后，使用 TCP 客户端工具（如 </w:t>
-            </w:r>
-            <w:proofErr w:type="spellStart"/>
-            <w:r>
-              <w:rPr>
-                <w:lang w:eastAsia="zh-CN"/>
-              </w:rPr>
-              <w:t>nc</w:t>
-            </w:r>
-            <w:proofErr w:type="spellEnd"/>
-            <w:r>
-              <w:rPr>
-                <w:lang w:eastAsia="zh-CN"/>
-              </w:rPr>
-              <w:t>、Python socket 等）实时查看系统运行日志，无需物理连接串口线，极大提高了调试效率。</w:t>
-            </w:r>
-          </w:p>
-          <w:p>
-            <w:pPr>
-              <w:rPr>
-                <w:rFonts w:hint="eastAsia"/>
-                <w:lang w:eastAsia="zh-CN"/>
-              </w:rPr>
-            </w:pPr>
-            <w:r>
-              <w:rPr>
-                <w:lang w:eastAsia="zh-CN"/>
-              </w:rPr>
-              <w:t>1.8 现阶段运行效果</w:t>
-            </w:r>
-          </w:p>
-          <w:p>
-            <w:pPr>
-              <w:ind w:firstLine="480"/>
-              <w:rPr>
-                <w:rFonts w:hint="eastAsia"/>
-                <w:lang w:eastAsia="zh-CN"/>
-              </w:rPr>
-            </w:pPr>
-            <w:r>
-              <w:rPr>
-                <w:lang w:eastAsia="zh-CN"/>
-              </w:rPr>
-              <w:t>目前已完成主控模块和 LCD 显示模块的硬件搭建与软件调试工作。ESP32-S3 开发</w:t>
-            </w:r>
-            <w:proofErr w:type="gramStart"/>
-            <w:r>
-              <w:rPr>
-                <w:lang w:eastAsia="zh-CN"/>
-              </w:rPr>
-              <w:t>板运行</w:t>
-            </w:r>
-            <w:proofErr w:type="gramEnd"/>
-            <w:r>
-              <w:rPr>
-                <w:lang w:eastAsia="zh-CN"/>
-              </w:rPr>
-              <w:t>稳定，</w:t>
-            </w:r>
-            <w:proofErr w:type="spellStart"/>
-            <w:r>
-              <w:rPr>
-                <w:lang w:eastAsia="zh-CN"/>
-              </w:rPr>
-              <w:t>FreeRTOS</w:t>
-            </w:r>
-            <w:proofErr w:type="spellEnd"/>
-            <w:r>
-              <w:rPr>
-                <w:lang w:eastAsia="zh-CN"/>
-              </w:rPr>
-              <w:t xml:space="preserve"> 多任务调度正常，</w:t>
-            </w:r>
-            <w:proofErr w:type="gramStart"/>
-            <w:r>
-              <w:rPr>
-                <w:lang w:eastAsia="zh-CN"/>
-              </w:rPr>
-              <w:t>各任务</w:t>
-            </w:r>
-            <w:proofErr w:type="gramEnd"/>
-            <w:r>
-              <w:rPr>
-                <w:lang w:eastAsia="zh-CN"/>
-              </w:rPr>
-              <w:t>间的事件通信和状态同步机制工作正确。LCD 显示屏通过 SPI 接口成功驱动，能够正常显示示波器网格、双通道波形及顶部参数信息栏。内置正弦波测试模式下，CH1（绿色）和 CH2（青色）波形显示正确，旋转编码器对时基和电压档位的调节可在信息栏中实时反映。</w:t>
-            </w:r>
-            <w:proofErr w:type="spellStart"/>
-            <w:r>
-              <w:rPr>
-                <w:lang w:eastAsia="zh-CN"/>
-              </w:rPr>
-              <w:t>WiFi</w:t>
-            </w:r>
-            <w:proofErr w:type="spellEnd"/>
-            <w:r>
-              <w:rPr>
-                <w:lang w:eastAsia="zh-CN"/>
-              </w:rPr>
-              <w:t xml:space="preserve"> 调试日志功能运行正常，可通过无线方式实时查看系统日志输出。UART 通信帧的发送功能已经过串口监视器验证，帧格式和校验均正确。</w:t>
-            </w:r>
-          </w:p>
-          <w:p>
-            <w:pPr>
+              <w:spacing w:line="360" w:lineRule="auto"/>
               <w:ind w:firstLine="480"/>
               <w:rPr>
                 <w:rFonts w:hint="eastAsia"/>
@@ -1680,11 +1938,12 @@
         </w:trPr>
         <w:tc>
           <w:tcPr>
-            <w:tcW w:w="9072" w:type="dxa"/>
+            <w:tcW w:w="9287" w:type="dxa"/>
             <w:gridSpan w:val="8"/>
           </w:tcPr>
           <w:p>
             <w:pPr>
+              <w:spacing w:line="360" w:lineRule="auto"/>
               <w:rPr>
                 <w:rFonts w:hint="eastAsia"/>
                 <w:lang w:eastAsia="zh-CN"/>
@@ -1700,6 +1959,7 @@
           </w:p>
           <w:p>
             <w:pPr>
+              <w:spacing w:line="360" w:lineRule="auto"/>
               <w:ind w:firstLine="480"/>
               <w:rPr>
                 <w:rFonts w:hint="eastAsia"/>
@@ -1715,6 +1975,7 @@
           </w:p>
           <w:p>
             <w:pPr>
+              <w:spacing w:line="360" w:lineRule="auto"/>
               <w:ind w:firstLine="480"/>
               <w:rPr>
                 <w:rFonts w:hint="eastAsia"/>
@@ -1732,6 +1993,12 @@
                 <w:lang w:eastAsia="zh-CN"/>
               </w:rPr>
               <w:br/>
+            </w:r>
+            <w:r>
+              <w:rPr>
+                <w:lang w:eastAsia="zh-CN"/>
+              </w:rPr>
+              <w:lastRenderedPageBreak/>
               <w:t xml:space="preserve">完成 4 </w:t>
             </w:r>
             <w:proofErr w:type="gramStart"/>
@@ -1793,6 +2060,7 @@
           </w:p>
           <w:p>
             <w:pPr>
+              <w:spacing w:line="360" w:lineRule="auto"/>
               <w:ind w:firstLine="480"/>
               <w:rPr>
                 <w:rFonts w:hint="eastAsia"/>
@@ -1843,6 +2111,7 @@
           </w:p>
           <w:p>
             <w:pPr>
+              <w:spacing w:line="360" w:lineRule="auto"/>
               <w:ind w:firstLine="480"/>
               <w:rPr>
                 <w:rFonts w:hint="eastAsia"/>
@@ -1853,57 +2122,66 @@
               <w:rPr>
                 <w:lang w:eastAsia="zh-CN"/>
               </w:rPr>
-              <w:t>（3）系统优化与性能完善（2026年5月16日 ~ 5月30日）</w:t>
+              <w:t>（</w:t>
+            </w:r>
+            <w:r>
+              <w:rPr>
+                <w:rFonts w:hint="eastAsia"/>
+                <w:lang w:eastAsia="zh-CN"/>
+              </w:rPr>
+              <w:t>3</w:t>
+            </w:r>
+            <w:r>
+              <w:rPr>
+                <w:lang w:eastAsia="zh-CN"/>
+              </w:rPr>
+              <w:t>）毕业论文撰写与答辩准备（2026年</w:t>
+            </w:r>
+            <w:r>
+              <w:rPr>
+                <w:rFonts w:hint="eastAsia"/>
+                <w:lang w:eastAsia="zh-CN"/>
+              </w:rPr>
+              <w:t>5</w:t>
+            </w:r>
+            <w:r>
+              <w:rPr>
+                <w:lang w:eastAsia="zh-CN"/>
+              </w:rPr>
+              <w:t>月1</w:t>
+            </w:r>
+            <w:r>
+              <w:rPr>
+                <w:rFonts w:hint="eastAsia"/>
+                <w:lang w:eastAsia="zh-CN"/>
+              </w:rPr>
+              <w:t>6</w:t>
+            </w:r>
+            <w:r>
+              <w:rPr>
+                <w:lang w:eastAsia="zh-CN"/>
+              </w:rPr>
+              <w:t>日 ~ 6月</w:t>
+            </w:r>
+            <w:r>
+              <w:rPr>
+                <w:rFonts w:hint="eastAsia"/>
+                <w:lang w:eastAsia="zh-CN"/>
+              </w:rPr>
+              <w:t>1</w:t>
+            </w:r>
+            <w:r>
+              <w:rPr>
+                <w:lang w:eastAsia="zh-CN"/>
+              </w:rPr>
+              <w:t>日）</w:t>
             </w:r>
             <w:r>
               <w:rPr>
                 <w:lang w:eastAsia="zh-CN"/>
               </w:rPr>
               <w:br/>
-              <w:t>针对联调过程中发现的问题进行软件优化，包括编码器灵敏度调节、显示刷新效率提升、UART 通信可靠性增强等。同时完善系统的异常处理机制和看门</w:t>
-            </w:r>
-            <w:proofErr w:type="gramStart"/>
-            <w:r>
-              <w:rPr>
-                <w:lang w:eastAsia="zh-CN"/>
-              </w:rPr>
-              <w:t>狗保护</w:t>
-            </w:r>
-            <w:proofErr w:type="gramEnd"/>
-            <w:r>
-              <w:rPr>
-                <w:lang w:eastAsia="zh-CN"/>
-              </w:rPr>
-              <w:t>功能，提高系统整体的稳定性和可靠性。</w:t>
-            </w:r>
-          </w:p>
-          <w:p>
-            <w:pPr>
-              <w:ind w:firstLine="480"/>
-              <w:rPr>
-                <w:rFonts w:hint="eastAsia"/>
-                <w:lang w:eastAsia="zh-CN"/>
-              </w:rPr>
-            </w:pPr>
-            <w:r>
-              <w:rPr>
-                <w:lang w:eastAsia="zh-CN"/>
-              </w:rPr>
-              <w:t>（4）毕业论文撰写与答辩准备（2026年6月1日 ~ 6月15日）</w:t>
-            </w:r>
-            <w:r>
-              <w:rPr>
-                <w:lang w:eastAsia="zh-CN"/>
-              </w:rPr>
-              <w:br/>
-              <w:t>整理设计文档和测试数据，撰写毕业设计说明书。完成论文修改和格式规范化，准备</w:t>
-            </w:r>
-            <w:r>
-              <w:rPr>
-                <w:lang w:eastAsia="zh-CN"/>
-              </w:rPr>
-              <w:lastRenderedPageBreak/>
-              <w:t>毕业答辩材料。</w:t>
+              <w:t>整理设计文档和测试数据，撰写毕业设计说明书。完成论文修改和格式规范化，准备毕业答辩材料。</w:t>
             </w:r>
           </w:p>
         </w:tc>
@@ -1914,11 +2192,12 @@
         </w:trPr>
         <w:tc>
           <w:tcPr>
-            <w:tcW w:w="9072" w:type="dxa"/>
+            <w:tcW w:w="9287" w:type="dxa"/>
             <w:gridSpan w:val="8"/>
           </w:tcPr>
           <w:p>
             <w:pPr>
+              <w:spacing w:line="360" w:lineRule="auto"/>
               <w:rPr>
                 <w:rFonts w:hint="eastAsia"/>
                 <w:lang w:eastAsia="zh-CN"/>
@@ -1926,14 +2205,74 @@
             </w:pPr>
             <w:r>
               <w:rPr>
+                <w:rFonts w:hint="eastAsia"/>
                 <w:lang w:eastAsia="zh-CN"/>
               </w:rPr>
               <w:lastRenderedPageBreak/>
+              <w:t>3、</w:t>
+            </w:r>
+            <w:r>
+              <w:rPr>
+                <w:lang w:eastAsia="zh-CN"/>
+              </w:rPr>
               <w:t>指导教师意见</w:t>
             </w:r>
           </w:p>
           <w:p>
             <w:pPr>
+              <w:spacing w:line="360" w:lineRule="auto"/>
+              <w:ind w:firstLineChars="200" w:firstLine="480"/>
+              <w:rPr>
+                <w:rFonts w:hint="eastAsia"/>
+                <w:lang w:eastAsia="zh-CN"/>
+              </w:rPr>
+            </w:pPr>
+            <w:r>
+              <w:rPr>
+                <w:rFonts w:hint="eastAsia"/>
+                <w:lang w:eastAsia="zh-CN"/>
+              </w:rPr>
+              <w:t>该同学在前期已完成了毕业设计任务书中的对于</w:t>
+            </w:r>
+            <w:r>
+              <w:rPr>
+                <w:rFonts w:hint="eastAsia"/>
+                <w:lang w:eastAsia="zh-CN"/>
+              </w:rPr>
+              <w:t>示波器控制面板系统的部分硬件电路设计，完成了大部分软件程序编写，</w:t>
+            </w:r>
+            <w:r>
+              <w:rPr>
+                <w:rFonts w:hint="eastAsia"/>
+                <w:lang w:eastAsia="zh-CN"/>
+              </w:rPr>
+              <w:t>前期任务总体完成情况较好，对于下一步的具体工作内容。实施方案及进度安排都有着合理的分配</w:t>
+            </w:r>
+            <w:r>
+              <w:rPr>
+                <w:rFonts w:hint="eastAsia"/>
+                <w:lang w:eastAsia="zh-CN"/>
+              </w:rPr>
+              <w:t>，</w:t>
+            </w:r>
+            <w:r>
+              <w:rPr>
+                <w:rFonts w:hint="eastAsia"/>
+                <w:lang w:eastAsia="zh-CN"/>
+              </w:rPr>
+              <w:t>同意进一步进行研究</w:t>
+            </w:r>
+            <w:r>
+              <w:rPr>
+                <w:rFonts w:hint="eastAsia"/>
+                <w:lang w:eastAsia="zh-CN"/>
+              </w:rPr>
+              <w:t>。</w:t>
+            </w:r>
+          </w:p>
+          <w:p>
+            <w:pPr>
+              <w:spacing w:line="360" w:lineRule="auto"/>
               <w:rPr>
                 <w:rFonts w:hint="eastAsia"/>
                 <w:lang w:eastAsia="zh-CN"/>
@@ -1942,6 +2281,7 @@
           </w:p>
           <w:p>
             <w:pPr>
+              <w:spacing w:line="360" w:lineRule="auto"/>
               <w:rPr>
                 <w:rFonts w:hint="eastAsia"/>
                 <w:lang w:eastAsia="zh-CN"/>
@@ -1950,6 +2290,7 @@
           </w:p>
           <w:p>
             <w:pPr>
+              <w:spacing w:line="360" w:lineRule="auto"/>
               <w:rPr>
                 <w:rFonts w:hint="eastAsia"/>
                 <w:lang w:eastAsia="zh-CN"/>
@@ -1958,6 +2299,7 @@
           </w:p>
           <w:p>
             <w:pPr>
+              <w:spacing w:line="360" w:lineRule="auto"/>
               <w:rPr>
                 <w:rFonts w:hint="eastAsia"/>
                 <w:lang w:eastAsia="zh-CN"/>
@@ -1966,6 +2308,7 @@
           </w:p>
           <w:p>
             <w:pPr>
+              <w:spacing w:line="360" w:lineRule="auto"/>
               <w:rPr>
                 <w:rFonts w:hint="eastAsia"/>
                 <w:lang w:eastAsia="zh-CN"/>
@@ -1974,6 +2317,7 @@
           </w:p>
           <w:p>
             <w:pPr>
+              <w:spacing w:line="360" w:lineRule="auto"/>
               <w:rPr>
                 <w:rFonts w:hint="eastAsia"/>
                 <w:lang w:eastAsia="zh-CN"/>
@@ -1982,6 +2326,7 @@
           </w:p>
           <w:p>
             <w:pPr>
+              <w:spacing w:line="360" w:lineRule="auto"/>
               <w:rPr>
                 <w:rFonts w:hint="eastAsia"/>
                 <w:lang w:eastAsia="zh-CN"/>
@@ -1990,6 +2335,7 @@
           </w:p>
           <w:p>
             <w:pPr>
+              <w:spacing w:line="360" w:lineRule="auto"/>
               <w:rPr>
                 <w:rFonts w:hint="eastAsia"/>
                 <w:lang w:eastAsia="zh-CN"/>
@@ -1998,6 +2344,7 @@
           </w:p>
           <w:p>
             <w:pPr>
+              <w:spacing w:line="360" w:lineRule="auto"/>
               <w:rPr>
                 <w:rFonts w:hint="eastAsia"/>
                 <w:lang w:eastAsia="zh-CN"/>
@@ -2006,6 +2353,7 @@
           </w:p>
           <w:p>
             <w:pPr>
+              <w:spacing w:line="360" w:lineRule="auto"/>
               <w:rPr>
                 <w:rFonts w:hint="eastAsia"/>
                 <w:lang w:eastAsia="zh-CN"/>
@@ -2014,6 +2362,7 @@
           </w:p>
           <w:p>
             <w:pPr>
+              <w:spacing w:line="360" w:lineRule="auto"/>
               <w:rPr>
                 <w:rFonts w:hint="eastAsia"/>
                 <w:lang w:eastAsia="zh-CN"/>
@@ -2022,6 +2371,7 @@
           </w:p>
           <w:p>
             <w:pPr>
+              <w:spacing w:line="360" w:lineRule="auto"/>
               <w:rPr>
                 <w:rFonts w:hint="eastAsia"/>
                 <w:lang w:eastAsia="zh-CN"/>
@@ -2031,7 +2381,33 @@
               <w:rPr>
                 <w:lang w:eastAsia="zh-CN"/>
               </w:rPr>
-              <w:t xml:space="preserve">                  指导教师亲笔签字：                     2026年    月    日</w:t>
+              <w:t xml:space="preserve">                  指导教师亲笔签字：                     2026年 </w:t>
+            </w:r>
+            <w:r>
+              <w:rPr>
+                <w:rFonts w:hint="eastAsia"/>
+                <w:lang w:eastAsia="zh-CN"/>
+              </w:rPr>
+              <w:t>4</w:t>
+            </w:r>
+            <w:r>
+              <w:rPr>
+                <w:lang w:eastAsia="zh-CN"/>
+              </w:rPr>
+              <w:t xml:space="preserve">月 </w:t>
+            </w:r>
+            <w:r>
+              <w:rPr>
+                <w:rFonts w:hint="eastAsia"/>
+                <w:lang w:eastAsia="zh-CN"/>
+              </w:rPr>
+              <w:t>22</w:t>
+            </w:r>
+            <w:r>
+              <w:rPr>
+                <w:lang w:eastAsia="zh-CN"/>
+              </w:rPr>
+              <w:t>日</w:t>
             </w:r>
           </w:p>
         </w:tc>
@@ -2042,26 +2418,28 @@
         </w:trPr>
         <w:tc>
           <w:tcPr>
-            <w:tcW w:w="9072" w:type="dxa"/>
+            <w:tcW w:w="9287" w:type="dxa"/>
             <w:gridSpan w:val="8"/>
           </w:tcPr>
           <w:p>
             <w:pPr>
+              <w:spacing w:line="360" w:lineRule="auto"/>
               <w:rPr>
                 <w:rFonts w:hint="eastAsia"/>
+                <w:szCs w:val="24"/>
                 <w:lang w:eastAsia="zh-CN"/>
               </w:rPr>
             </w:pPr>
             <w:r>
               <w:rPr>
-                <w:sz w:val="20"/>
+                <w:szCs w:val="24"/>
                 <w:lang w:eastAsia="zh-CN"/>
               </w:rPr>
               <w:t>备注：1、本表由学生填写，指导教师亲笔签署意见。</w:t>
             </w:r>
             <w:r>
               <w:rPr>
-                <w:sz w:val="20"/>
+                <w:szCs w:val="24"/>
                 <w:lang w:eastAsia="zh-CN"/>
               </w:rPr>
               <w:br/>
@@ -2073,6 +2451,7 @@
     </w:tbl>
     <w:p>
       <w:pPr>
+        <w:spacing w:line="360" w:lineRule="auto"/>
         <w:rPr>
           <w:rFonts w:hint="eastAsia"/>
           <w:lang w:eastAsia="zh-CN"/>
@@ -2087,6 +2466,68 @@
     </w:sectPr>
   </w:body>
 </w:document>
+</file>
+
+<file path=word/endnotes.xml><?xml version="1.0" encoding="utf-8"?>
+<w:endnotes xmlns:wpc="http://schemas.microsoft.com/office/word/2010/wordprocessingCanvas" xmlns:cx="http://schemas.microsoft.com/office/drawing/2014/chartex" xmlns:cx1="http://schemas.microsoft.com/office/drawing/2015/9/8/chartex" xmlns:cx2="http://schemas.microsoft.com/office/drawing/2015/10/21/chartex" xmlns:cx3="http://schemas.microsoft.com/office/drawing/2016/5/9/chartex" xmlns:cx4="http://schemas.microsoft.com/office/drawing/2016/5/10/chartex" xmlns:cx5="http://schemas.microsoft.com/office/drawing/2016/5/11/chartex" xmlns:cx6="http://schemas.microsoft.com/office/drawing/2016/5/12/chartex" xmlns:cx7="http://schemas.microsoft.com/office/drawing/2016/5/13/chartex" xmlns:cx8="http://schemas.microsoft.com/office/drawing/2016/5/14/chartex" xmlns:mc="http://schemas.openxmlformats.org/markup-compatibility/2006" xmlns:aink="http://schemas.microsoft.com/office/drawing/2016/ink" xmlns:am3d="http://schemas.microsoft.com/office/drawing/2017/model3d" xmlns:o="urn:schemas-microsoft-com:office:office" xmlns:oel="http://schemas.microsoft.com/office/2019/extlst" xmlns:r="http://schemas.openxmlformats.org/officeDocument/2006/relationships" xmlns:m="http://schemas.openxmlformats.org/officeDocument/2006/math" xmlns:v="urn:schemas-microsoft-com:vml" xmlns:wp14="http://schemas.microsoft.com/office/word/2010/wordprocessingDrawing" xmlns:wp="http://schemas.openxmlformats.org/drawingml/2006/wordprocessingDrawing" xmlns:w10="urn:schemas-microsoft-com:office:word" xmlns:w="http://schemas.openxmlformats.org/wordprocessingml/2006/main" xmlns:w14="http://schemas.microsoft.com/office/word/2010/wordml" xmlns:w15="http://schemas.microsoft.com/office/word/2012/wordml" xmlns:w16cex="http://schemas.microsoft.com/office/word/2018/wordml/cex" xmlns:w16cid="http://schemas.microsoft.com/office/word/2016/wordml/cid" xmlns:w16="http://schemas.microsoft.com/office/word/2018/wordml" xmlns:w16du="http://schemas.microsoft.com/office/word/2023/wordml/word16du" xmlns:w16sdtdh="http://schemas.microsoft.com/office/word/2020/wordml/sdtdatahash" xmlns:w16sdtfl="http://schemas.microsoft.com/office/word/2024/wordml/sdtformatlock" xmlns:w16se="http://schemas.microsoft.com/office/word/2015/wordml/symex" xmlns:wpg="http://schemas.microsoft.com/office/word/2010/wordprocessingGroup" xmlns:wpi="http://schemas.microsoft.com/office/word/2010/wordprocessingInk" xmlns:wne="http://schemas.microsoft.com/office/word/2006/wordml" xmlns:wps="http://schemas.microsoft.com/office/word/2010/wordprocessingShape" mc:Ignorable="w14 w15 w16se w16cid w16 w16cex w16sdtdh w16sdtfl w16du wp14">
+  <w:endnote w:type="separator" w:id="-1">
+    <w:p>
+      <w:pPr>
+        <w:spacing w:line="240" w:lineRule="auto"/>
+        <w:rPr>
+          <w:rFonts w:hint="eastAsia"/>
+        </w:rPr>
+      </w:pPr>
+      <w:r>
+        <w:separator/>
+      </w:r>
+    </w:p>
+  </w:endnote>
+  <w:endnote w:type="continuationSeparator" w:id="0">
+    <w:p>
+      <w:pPr>
+        <w:spacing w:line="240" w:lineRule="auto"/>
+        <w:rPr>
+          <w:rFonts w:hint="eastAsia"/>
+        </w:rPr>
+      </w:pPr>
+      <w:r>
+        <w:continuationSeparator/>
+      </w:r>
+    </w:p>
+  </w:endnote>
+</w:endnotes>
+</file>
+
+<file path=word/footnotes.xml><?xml version="1.0" encoding="utf-8"?>
+<w:footnotes xmlns:wpc="http://schemas.microsoft.com/office/word/2010/wordprocessingCanvas" xmlns:cx="http://schemas.microsoft.com/office/drawing/2014/chartex" xmlns:cx1="http://schemas.microsoft.com/office/drawing/2015/9/8/chartex" xmlns:cx2="http://schemas.microsoft.com/office/drawing/2015/10/21/chartex" xmlns:cx3="http://schemas.microsoft.com/office/drawing/2016/5/9/chartex" xmlns:cx4="http://schemas.microsoft.com/office/drawing/2016/5/10/chartex" xmlns:cx5="http://schemas.microsoft.com/office/drawing/2016/5/11/chartex" xmlns:cx6="http://schemas.microsoft.com/office/drawing/2016/5/12/chartex" xmlns:cx7="http://schemas.microsoft.com/office/drawing/2016/5/13/chartex" xmlns:cx8="http://schemas.microsoft.com/office/drawing/2016/5/14/chartex" xmlns:mc="http://schemas.openxmlformats.org/markup-compatibility/2006" xmlns:aink="http://schemas.microsoft.com/office/drawing/2016/ink" xmlns:am3d="http://schemas.microsoft.com/office/drawing/2017/model3d" xmlns:o="urn:schemas-microsoft-com:office:office" xmlns:oel="http://schemas.microsoft.com/office/2019/extlst" xmlns:r="http://schemas.openxmlformats.org/officeDocument/2006/relationships" xmlns:m="http://schemas.openxmlformats.org/officeDocument/2006/math" xmlns:v="urn:schemas-microsoft-com:vml" xmlns:wp14="http://schemas.microsoft.com/office/word/2010/wordprocessingDrawing" xmlns:wp="http://schemas.openxmlformats.org/drawingml/2006/wordprocessingDrawing" xmlns:w10="urn:schemas-microsoft-com:office:word" xmlns:w="http://schemas.openxmlformats.org/wordprocessingml/2006/main" xmlns:w14="http://schemas.microsoft.com/office/word/2010/wordml" xmlns:w15="http://schemas.microsoft.com/office/word/2012/wordml" xmlns:w16cex="http://schemas.microsoft.com/office/word/2018/wordml/cex" xmlns:w16cid="http://schemas.microsoft.com/office/word/2016/wordml/cid" xmlns:w16="http://schemas.microsoft.com/office/word/2018/wordml" xmlns:w16du="http://schemas.microsoft.com/office/word/2023/wordml/word16du" xmlns:w16sdtdh="http://schemas.microsoft.com/office/word/2020/wordml/sdtdatahash" xmlns:w16sdtfl="http://schemas.microsoft.com/office/word/2024/wordml/sdtformatlock" xmlns:w16se="http://schemas.microsoft.com/office/word/2015/wordml/symex" xmlns:wpg="http://schemas.microsoft.com/office/word/2010/wordprocessingGroup" xmlns:wpi="http://schemas.microsoft.com/office/word/2010/wordprocessingInk" xmlns:wne="http://schemas.microsoft.com/office/word/2006/wordml" xmlns:wps="http://schemas.microsoft.com/office/word/2010/wordprocessingShape" mc:Ignorable="w14 w15 w16se w16cid w16 w16cex w16sdtdh w16sdtfl w16du wp14">
+  <w:footnote w:type="separator" w:id="-1">
+    <w:p>
+      <w:pPr>
+        <w:spacing w:line="240" w:lineRule="auto"/>
+        <w:rPr>
+          <w:rFonts w:hint="eastAsia"/>
+        </w:rPr>
+      </w:pPr>
+      <w:r>
+        <w:separator/>
+      </w:r>
+    </w:p>
+  </w:footnote>
+  <w:footnote w:type="continuationSeparator" w:id="0">
+    <w:p>
+      <w:pPr>
+        <w:spacing w:line="240" w:lineRule="auto"/>
+        <w:rPr>
+          <w:rFonts w:hint="eastAsia"/>
+        </w:rPr>
+      </w:pPr>
+      <w:r>
+        <w:continuationSeparator/>
+      </w:r>
+    </w:p>
+  </w:footnote>
+</w:footnotes>
 </file>
 
 <file path=word/numbering.xml><?xml version="1.0" encoding="utf-8"?>
